--- a/docs/RELATORIO_DE_ATIVIDADES 1.docx
+++ b/docs/RELATORIO_DE_ATIVIDADES 1.docx
@@ -2243,7 +2243,19 @@
             </w:tcBorders>
             <w:tcMar/>
           </w:tcPr>
-          <w:p wp14:textId="77777777"/>
+          <w:p wp14:textId="4FAA10A3">
+            <w:r>
+              <w:rPr/>
+              <w:t>7:00</w:t>
+            </w:r>
+          </w:p>
+          <w:p wp14:textId="4A30F117"/>
+          <w:p wp14:textId="628CA397">
+            <w:r>
+              <w:rPr/>
+              <w:t>12:00</w:t>
+            </w:r>
+          </w:p>
         </w:tc>
         <w:tc>
           <w:tcPr>
@@ -2256,7 +2268,19 @@
             </w:tcBorders>
             <w:tcMar/>
           </w:tcPr>
-          <w:p wp14:textId="77777777"/>
+          <w:p wp14:textId="41070907">
+            <w:r>
+              <w:rPr/>
+              <w:t>8:30</w:t>
+            </w:r>
+          </w:p>
+          <w:p wp14:textId="606AC959"/>
+          <w:p wp14:textId="1736885E">
+            <w:r>
+              <w:rPr/>
+              <w:t>16:30</w:t>
+            </w:r>
+          </w:p>
         </w:tc>
         <w:tc>
           <w:tcPr>
@@ -2269,7 +2293,20 @@
             </w:tcBorders>
             <w:tcMar/>
           </w:tcPr>
-          <w:p wp14:textId="77777777"/>
+          <w:p wp14:textId="245417D7">
+            <w:r>
+              <w:rPr/>
+              <w:t xml:space="preserve">Aprimoramento da apresentação do GIT com prints do programa </w:t>
+            </w:r>
+            <w:r>
+              <w:rPr/>
+              <w:t>git</w:t>
+            </w:r>
+            <w:r>
+              <w:rPr/>
+              <w:t xml:space="preserve"> bash</w:t>
+            </w:r>
+          </w:p>
         </w:tc>
         <w:tc>
           <w:tcPr>
